--- a/ms-2026-07-16.docx
+++ b/ms-2026-07-16.docx
@@ -435,7 +435,7 @@
         <w:pStyle w:val="Normal"/>
         <w:numPr>
           <w:ilvl w:val="0"/>
-          <w:numId w:val="2"/>
+          <w:numId w:val="3"/>
         </w:numPr>
         <w:spacing w:lineRule="auto" w:line="360" w:before="0" w:after="0"/>
         <w:rPr>
@@ -454,7 +454,7 @@
         <w:pStyle w:val="Normal"/>
         <w:numPr>
           <w:ilvl w:val="0"/>
-          <w:numId w:val="2"/>
+          <w:numId w:val="3"/>
         </w:numPr>
         <w:spacing w:lineRule="auto" w:line="360" w:before="0" w:after="0"/>
         <w:rPr>
@@ -485,7 +485,7 @@
         <w:pStyle w:val="Normal"/>
         <w:numPr>
           <w:ilvl w:val="0"/>
-          <w:numId w:val="2"/>
+          <w:numId w:val="3"/>
         </w:numPr>
         <w:spacing w:lineRule="auto" w:line="360" w:before="0" w:after="0"/>
         <w:rPr>
@@ -504,7 +504,7 @@
         <w:pStyle w:val="Normal"/>
         <w:numPr>
           <w:ilvl w:val="0"/>
-          <w:numId w:val="2"/>
+          <w:numId w:val="3"/>
         </w:numPr>
         <w:spacing w:lineRule="auto" w:line="360" w:before="0" w:after="0"/>
         <w:rPr>
@@ -1355,7 +1355,14 @@
           <w:rFonts w:eastAsia="Times New Roman"/>
           <w:shd w:fill="00FFFF" w:val="clear"/>
         </w:rPr>
-        <w:t>https://indelsigbrowser.shinyapps.io/main/</w:t>
+        <w:t>https://indelsi</w:t>
+      </w:r>
+      <w:r>
+        <w:rPr>
+          <w:rFonts w:eastAsia="Times New Roman"/>
+          <w:shd w:fill="00FFFF" w:val="clear"/>
+        </w:rPr>
+        <w:t>g.net</w:t>
       </w:r>
       <w:r>
         <w:rPr>
@@ -1539,7 +1546,14 @@
           <w:rFonts w:eastAsia="Times New Roman"/>
           <w:shd w:fill="00FFFF" w:val="clear"/>
         </w:rPr>
-        <w:t>https://indelsigbrowser.shinyapps.io/main</w:t>
+        <w:t>https://indelsi</w:t>
+      </w:r>
+      <w:r>
+        <w:rPr>
+          <w:rFonts w:eastAsia="Times New Roman"/>
+          <w:shd w:fill="00FFFF" w:val="clear"/>
+        </w:rPr>
+        <w:t>g.net/</w:t>
       </w:r>
       <w:r>
         <w:rPr>
@@ -1587,17 +1601,16 @@
       <w:r>
         <w:rPr>
           <w:color w:val="000000"/>
-          <w:highlight w:val="yellow"/>
-        </w:rPr>
-        <w:t>(Figure 4, Figure S1 / WE NEED TO RENUMBER ALL SUP FIGS</w:t>
+          <w:shd w:fill="00FFFF" w:val="clear"/>
+        </w:rPr>
+        <w:t>(Figure 4, Figure S1</w:t>
       </w:r>
       <w:r>
         <w:rPr>
           <w:color w:val="000000"/>
-          <w:highlight w:val="yellow"/>
           <w:shd w:fill="00FFFF" w:val="clear"/>
         </w:rPr>
-        <w:t>)</w:t>
+        <w:t>).</w:t>
       </w:r>
     </w:p>
     <w:p>
@@ -1634,7 +1647,13 @@
         <w:rPr>
           <w:shd w:fill="00FFFF" w:val="clear"/>
         </w:rPr>
-        <w:t>(Table S9; possibly remove some of the sheets from table S9)</w:t>
+        <w:t xml:space="preserve">(Table S9; </w:t>
+      </w:r>
+      <w:r>
+        <w:rPr>
+          <w:shd w:fill="FF0000" w:val="clear"/>
+        </w:rPr>
+        <w:t>possibly remove some of the sheets from table S9)</w:t>
       </w:r>
       <w:r>
         <w:rPr/>
@@ -1738,6 +1757,13 @@
         <w:t xml:space="preserve"> Figure S2A</w:t>
       </w:r>
       <w:r>
+        <w:rPr>
+          <w:rFonts w:eastAsia="Times New Roman" w:hint="eastAsia"/>
+          <w:shd w:fill="00FFFF" w:val="clear"/>
+        </w:rPr>
+        <w:t>)</w:t>
+      </w:r>
+      <w:r>
         <w:rPr/>
         <w:t>.</w:t>
       </w:r>
@@ -1959,215 +1985,243 @@
         <w:rPr>
           <w:rFonts w:eastAsia="Times New Roman"/>
         </w:rPr>
-        <w:t xml:space="preserve">). Thus, InsDel_Aβ </w:t>
+        <w:t xml:space="preserve">). Thus, InsDel_Aβ targets the same sequences as the canonical APOBEC SBS signatures SBS2 </w:t>
+      </w:r>
+      <w:r>
+        <w:rPr>
+          <w:rFonts w:eastAsia="Times New Roman" w:hint="eastAsia"/>
+        </w:rPr>
+        <w:t>(TCA</w:t>
+      </w:r>
+      <w:r>
+        <w:rPr>
+          <w:rFonts w:hint="eastAsia"/>
+        </w:rPr>
+        <w:t>→</w:t>
+      </w:r>
+      <w:r>
+        <w:rPr>
+          <w:rFonts w:eastAsia="Times New Roman" w:hint="eastAsia"/>
+        </w:rPr>
+        <w:t>TTA and TCT</w:t>
+      </w:r>
+      <w:r>
+        <w:rPr>
+          <w:rFonts w:cs="DejaVu Sans" w:hint="eastAsia" w:ascii="DejaVu Sans" w:hAnsi="DejaVu Sans"/>
+        </w:rPr>
+        <w:t>→</w:t>
+      </w:r>
+      <w:r>
+        <w:rPr>
+          <w:rFonts w:eastAsia="Times New Roman" w:hint="eastAsia"/>
+        </w:rPr>
+        <w:t>TTT)</w:t>
       </w:r>
       <w:r>
         <w:rPr>
           <w:rFonts w:eastAsia="Times New Roman"/>
         </w:rPr>
-        <w:t>targets</w:t>
+        <w:t xml:space="preserve"> and SBS13 </w:t>
+      </w:r>
+      <w:r>
+        <w:rPr>
+          <w:rFonts w:eastAsia="Times New Roman" w:hint="eastAsia"/>
+        </w:rPr>
+        <w:t>(TCA</w:t>
+      </w:r>
+      <w:r>
+        <w:rPr>
+          <w:rFonts w:cs="DejaVu Sans" w:hint="eastAsia" w:ascii="DejaVu Sans" w:hAnsi="DejaVu Sans"/>
+        </w:rPr>
+        <w:t>→</w:t>
+      </w:r>
+      <w:r>
+        <w:rPr>
+          <w:rFonts w:eastAsia="Times New Roman" w:hint="eastAsia"/>
+        </w:rPr>
+        <w:t>TGA and TCT</w:t>
+      </w:r>
+      <w:r>
+        <w:rPr>
+          <w:rFonts w:cs="DejaVu Sans" w:hint="eastAsia" w:ascii="DejaVu Sans" w:hAnsi="DejaVu Sans"/>
+        </w:rPr>
+        <w:t>→</w:t>
+      </w:r>
+      <w:r>
+        <w:rPr>
+          <w:rFonts w:eastAsia="Times New Roman" w:hint="eastAsia"/>
+        </w:rPr>
+        <w:t>TGT). E</w:t>
       </w:r>
       <w:r>
         <w:rPr>
           <w:rFonts w:eastAsia="Times New Roman"/>
         </w:rPr>
-        <w:t xml:space="preserve"> the same sequences as </w:t>
+        <w:t>xperiments in c</w:t>
       </w:r>
       <w:r>
         <w:rPr>
           <w:rFonts w:eastAsia="Times New Roman"/>
-        </w:rPr>
-        <w:t xml:space="preserve">the canonical APOBEC SBS signatures </w:t>
+          <w:shd w:fill="auto" w:val="clear"/>
+        </w:rPr>
+        <w:t>ell culture show</w:t>
       </w:r>
       <w:r>
         <w:rPr>
           <w:rFonts w:eastAsia="Times New Roman"/>
-        </w:rPr>
-        <w:t xml:space="preserve">SBS2 </w:t>
+          <w:shd w:fill="auto" w:val="clear"/>
+        </w:rPr>
+        <w:t>ed</w:t>
+      </w:r>
+      <w:r>
+        <w:rPr>
+          <w:rFonts w:eastAsia="Times New Roman"/>
+          <w:shd w:fill="auto" w:val="clear"/>
+        </w:rPr>
+        <w:t xml:space="preserve"> that, </w:t>
+      </w:r>
+      <w:r>
+        <w:rPr>
+          <w:rFonts w:eastAsia="Times New Roman"/>
+          <w:shd w:fill="auto" w:val="clear"/>
+        </w:rPr>
+        <w:t>in addition to single nucleotide substitutions,</w:t>
+      </w:r>
+      <w:r>
+        <w:rPr>
+          <w:rFonts w:eastAsia="Times New Roman"/>
+          <w:shd w:fill="auto" w:val="clear"/>
+        </w:rPr>
+        <w:t xml:space="preserve"> APOBEC3A induces</w:t>
+      </w:r>
+      <w:r>
+        <w:rPr>
+          <w:rFonts w:eastAsia="Times New Roman"/>
+          <w:shd w:fill="auto" w:val="clear"/>
+        </w:rPr>
+        <w:t xml:space="preserve"> indels, mainly</w:t>
+      </w:r>
+      <w:r>
+        <w:rPr>
+          <w:rFonts w:eastAsia="Times New Roman"/>
+          <w:shd w:fill="auto" w:val="clear"/>
+        </w:rPr>
+        <w:t xml:space="preserve"> </w:t>
+      </w:r>
+      <w:r>
+        <w:rPr>
+          <w:rFonts w:eastAsia="Times New Roman"/>
+          <w:shd w:fill="auto" w:val="clear"/>
+        </w:rPr>
+        <w:t>TC</w:t>
+      </w:r>
+      <w:r>
+        <w:rPr>
+          <w:rFonts w:hint="eastAsia"/>
+          <w:shd w:fill="auto" w:val="clear"/>
+        </w:rPr>
+        <w:t>→</w:t>
+      </w:r>
+      <w:r>
+        <w:rPr>
+          <w:rFonts w:eastAsia="Times New Roman"/>
+          <w:shd w:fill="auto" w:val="clear"/>
+        </w:rPr>
+        <w:t xml:space="preserve">T </w:t>
+      </w:r>
+      <w:bookmarkStart w:id="16" w:name="ZOTERO_BREF_CAdMe2IeGVl5"/>
+      <w:r>
+        <w:rPr>
+          <w:rFonts w:eastAsia="Times New Roman"/>
+          <w:shd w:fill="auto" w:val="clear"/>
+        </w:rPr>
+        <w:t>(DeWeerd et al. 2022)</w:t>
+      </w:r>
+      <w:bookmarkEnd w:id="16"/>
+      <w:r>
+        <w:rPr>
+          <w:rFonts w:eastAsia="Times New Roman"/>
+          <w:shd w:fill="auto" w:val="clear"/>
+        </w:rPr>
+        <w:t xml:space="preserve">. </w:t>
+      </w:r>
+      <w:r>
+        <w:rPr>
+          <w:rFonts w:eastAsia="Times New Roman"/>
+        </w:rPr>
+        <w:t xml:space="preserve">In parallel, we discovered the corresponding 83-type indel signature, ID_A, which, compared to C_ID9, is more similar to </w:t>
       </w:r>
       <w:r>
         <w:rPr>
           <w:rFonts w:eastAsia="Times New Roman" w:hint="eastAsia"/>
         </w:rPr>
-        <w:t>(TCA</w:t>
-      </w:r>
-      <w:r>
-        <w:rPr>
-          <w:rFonts w:hint="eastAsia"/>
-        </w:rPr>
-        <w:t>→</w:t>
+        <w:t>the experimental indel spectrum in</w:t>
+      </w:r>
+      <w:r>
+        <w:rPr>
+          <w:rFonts w:eastAsia="Times New Roman"/>
+        </w:rPr>
+        <w:t xml:space="preserve"> </w:t>
+      </w:r>
+      <w:bookmarkStart w:id="17" w:name="ZOTERO_BREF_PIzfJaCA5fo2"/>
+      <w:r>
+        <w:rPr>
+          <w:rFonts w:eastAsia="Times New Roman"/>
+        </w:rPr>
+        <w:t>(DeWeerd et al. 2022)</w:t>
+      </w:r>
+      <w:bookmarkEnd w:id="17"/>
+      <w:r>
+        <w:rPr/>
+        <w:t>.</w:t>
       </w:r>
       <w:r>
         <w:rPr>
           <w:rFonts w:eastAsia="Times New Roman" w:hint="eastAsia"/>
         </w:rPr>
-        <w:t>TTA and TCT</w:t>
-      </w:r>
-      <w:r>
-        <w:rPr>
-          <w:rFonts w:cs="DejaVu Sans" w:hint="eastAsia" w:ascii="DejaVu Sans" w:hAnsi="DejaVu Sans"/>
-        </w:rPr>
-        <w:t>→</w:t>
+        <w:t xml:space="preserve"> Notably ID9 </w:t>
       </w:r>
       <w:r>
         <w:rPr>
           <w:rFonts w:eastAsia="Times New Roman" w:hint="eastAsia"/>
         </w:rPr>
-        <w:t>TTT)</w:t>
+        <w:t>and InsDel9 in both the 89-type and 476-type classifications have many deletions of single thymines</w:t>
+      </w:r>
+      <w:r>
+        <w:rPr>
+          <w:rFonts w:eastAsia="Times New Roman" w:hint="eastAsia"/>
+        </w:rPr>
+        <w:t xml:space="preserve">, </w:t>
+      </w:r>
+      <w:r>
+        <w:rPr>
+          <w:rFonts w:eastAsia="Times New Roman" w:hint="eastAsia"/>
+        </w:rPr>
+        <w:t xml:space="preserve">while </w:t>
       </w:r>
       <w:r>
         <w:rPr>
           <w:rFonts w:eastAsia="Times New Roman"/>
         </w:rPr>
-        <w:t xml:space="preserve"> and SBS13 </w:t>
-      </w:r>
-      <w:r>
-        <w:rPr>
-          <w:rFonts w:eastAsia="Times New Roman" w:hint="eastAsia"/>
-        </w:rPr>
-        <w:t>(TCA</w:t>
-      </w:r>
-      <w:r>
-        <w:rPr>
-          <w:rFonts w:cs="DejaVu Sans" w:hint="eastAsia" w:ascii="DejaVu Sans" w:hAnsi="DejaVu Sans"/>
-        </w:rPr>
-        <w:t>→</w:t>
-      </w:r>
-      <w:r>
-        <w:rPr>
-          <w:rFonts w:eastAsia="Times New Roman" w:hint="eastAsia"/>
-        </w:rPr>
-        <w:t>TGA and TCT</w:t>
-      </w:r>
-      <w:r>
-        <w:rPr>
-          <w:rFonts w:cs="DejaVu Sans" w:hint="eastAsia" w:ascii="DejaVu Sans" w:hAnsi="DejaVu Sans"/>
-        </w:rPr>
-        <w:t>→</w:t>
-      </w:r>
-      <w:r>
-        <w:rPr>
-          <w:rFonts w:eastAsia="Times New Roman" w:hint="eastAsia"/>
-        </w:rPr>
-        <w:t xml:space="preserve">TGT). </w:t>
-      </w:r>
-      <w:r>
-        <w:rPr>
-          <w:rFonts w:eastAsia="Times New Roman" w:hint="eastAsia"/>
-        </w:rPr>
-        <w:t>E</w:t>
+        <w:t xml:space="preserve">ID_A </w:t>
       </w:r>
       <w:r>
         <w:rPr>
           <w:rFonts w:eastAsia="Times New Roman"/>
         </w:rPr>
-        <w:t xml:space="preserve">xperiments in cell culture have shown that APOBEC3A induces </w:t>
+        <w:t xml:space="preserve">and InsDel_Aβ in the 89-type and 476-type classifications </w:t>
       </w:r>
       <w:r>
         <w:rPr>
           <w:rFonts w:eastAsia="Times New Roman"/>
-          <w:shd w:fill="FF0000" w:val="clear"/>
-        </w:rPr>
-        <w:t>primarily TC</w:t>
-      </w:r>
-      <w:r>
-        <w:rPr>
-          <w:rFonts w:hint="eastAsia"/>
-          <w:shd w:fill="FF0000" w:val="clear"/>
-        </w:rPr>
-        <w:t>→</w:t>
+        </w:rPr>
+        <w:t>lack the</w:t>
       </w:r>
       <w:r>
         <w:rPr>
           <w:rFonts w:eastAsia="Times New Roman"/>
-          <w:shd w:fill="FF0000" w:val="clear"/>
-        </w:rPr>
-        <w:t xml:space="preserve">T mutations </w:t>
-      </w:r>
-      <w:bookmarkStart w:id="16" w:name="ZOTERO_BREF_CAdMe2IeGVl5"/>
-      <w:r>
-        <w:rPr>
-          <w:rFonts w:eastAsia="Times New Roman"/>
-          <w:shd w:fill="FF0000" w:val="clear"/>
-        </w:rPr>
-        <w:t>(DeWeerd et al. 2022)</w:t>
-      </w:r>
-      <w:bookmarkEnd w:id="16"/>
-      <w:r>
-        <w:rPr>
-          <w:rFonts w:eastAsia="Times New Roman"/>
-        </w:rPr>
-        <w:t xml:space="preserve">. This signature was was also noted in </w:t>
-      </w:r>
-      <w:bookmarkStart w:id="17" w:name="ZOTERO_BREF_EcFI6Fskdsau"/>
-      <w:r>
-        <w:rPr>
-          <w:rFonts w:eastAsia="Times New Roman"/>
-        </w:rPr>
-        <w:t>(Koh et al. 2025)</w:t>
-      </w:r>
-      <w:bookmarkEnd w:id="17"/>
-      <w:r>
-        <w:rPr>
-          <w:rFonts w:eastAsia="Times New Roman"/>
-        </w:rPr>
-        <w:t xml:space="preserve"> </w:t>
-      </w:r>
-      <w:r>
-        <w:rPr>
-          <w:rFonts w:eastAsia="Times New Roman"/>
-          <w:shd w:fill="FF0000" w:val="clear"/>
-        </w:rPr>
-        <w:t>&lt;</w:t>
-      </w:r>
-      <w:r>
-        <w:rPr>
-          <w:rFonts w:eastAsia="Times New Roman"/>
-          <w:shd w:fill="FF0000" w:val="clear"/>
-        </w:rPr>
-        <w:t>why are we giving it a new name?&gt;</w:t>
-      </w:r>
-      <w:r>
-        <w:rPr>
-          <w:rFonts w:eastAsia="Times New Roman"/>
-        </w:rPr>
-        <w:t xml:space="preserve">. In parallel, we discovered the corresponding 83-type indel signature, ID_A, which, compared to C_ID9, is more similar to </w:t>
-      </w:r>
-      <w:r>
-        <w:rPr>
-          <w:rFonts w:eastAsia="Times New Roman" w:hint="eastAsia"/>
-        </w:rPr>
-        <w:t>the experimental indel spectrum in</w:t>
-      </w:r>
-      <w:r>
-        <w:rPr>
-          <w:rFonts w:eastAsia="Times New Roman"/>
-        </w:rPr>
-        <w:t xml:space="preserve"> </w:t>
-      </w:r>
-      <w:bookmarkStart w:id="18" w:name="ZOTERO_BREF_PIzfJaCA5fo2"/>
-      <w:r>
-        <w:rPr>
-          <w:rFonts w:eastAsia="Times New Roman"/>
-        </w:rPr>
-        <w:t>(DeWeerd et al. 2022)</w:t>
-      </w:r>
-      <w:bookmarkEnd w:id="18"/>
-      <w:r>
-        <w:rPr/>
-        <w:t>.</w:t>
-      </w:r>
-      <w:r>
-        <w:rPr>
-          <w:rFonts w:eastAsia="Times New Roman" w:hint="eastAsia"/>
-        </w:rPr>
-        <w:t xml:space="preserve"> Notably compared to ID9, </w:t>
-      </w:r>
-      <w:r>
-        <w:rPr>
-          <w:rFonts w:eastAsia="Times New Roman"/>
-        </w:rPr>
-        <w:t xml:space="preserve">ID_A lacks the prominent 1 bp T deletions present in C_ID9 </w:t>
+        </w:rPr>
+        <w:t>se</w:t>
       </w:r>
       <w:r>
         <w:rPr>
@@ -2180,19 +2234,70 @@
         <w:rPr>
           <w:rFonts w:eastAsia="Times New Roman"/>
         </w:rPr>
-        <w:t xml:space="preserve">. In addition, the corresponding InsDel9 476-type signature also </w:t>
+        <w:t xml:space="preserve">. In addition, the InsDel9 476-type signature also has many deletions of a single C following A or G, </w:t>
       </w:r>
       <w:r>
         <w:rPr>
           <w:rFonts w:eastAsia="Times New Roman"/>
         </w:rPr>
-        <w:t>has</w:t>
+        <w:t xml:space="preserve">while </w:t>
       </w:r>
       <w:r>
         <w:rPr>
           <w:rFonts w:eastAsia="Times New Roman"/>
         </w:rPr>
-        <w:t xml:space="preserve"> many deletions of a single C following A or G, which are essentially absent in InsDel_Aβ.</w:t>
+        <w:t xml:space="preserve">InsDel_Aβ </w:t>
+      </w:r>
+      <w:r>
+        <w:rPr>
+          <w:rFonts w:eastAsia="Times New Roman"/>
+        </w:rPr>
+        <w:t>has almost exclusively deletions of a single C following T</w:t>
+      </w:r>
+      <w:r>
+        <w:rPr>
+          <w:rFonts w:eastAsia="Times New Roman"/>
+        </w:rPr>
+        <w:t xml:space="preserve">.  </w:t>
+      </w:r>
+      <w:r>
+        <w:rPr>
+          <w:rFonts w:eastAsia="Times New Roman"/>
+          <w:shd w:fill="auto" w:val="clear"/>
+        </w:rPr>
+        <w:t>Thi</w:t>
+      </w:r>
+      <w:r>
+        <w:rPr>
+          <w:rFonts w:eastAsia="Times New Roman"/>
+        </w:rPr>
+        <w:t xml:space="preserve">s signature was was also noted in </w:t>
+      </w:r>
+      <w:bookmarkStart w:id="18" w:name="ZOTERO_BREF_EcFI6Fskdsau"/>
+      <w:r>
+        <w:rPr>
+          <w:rFonts w:eastAsia="Times New Roman"/>
+        </w:rPr>
+        <w:t>(Koh et al. 2025)</w:t>
+      </w:r>
+      <w:bookmarkEnd w:id="18"/>
+      <w:r>
+        <w:rPr>
+          <w:rFonts w:eastAsia="Times New Roman"/>
+        </w:rPr>
+        <w:t xml:space="preserve">, </w:t>
+      </w:r>
+      <w:r>
+        <w:rPr>
+          <w:rFonts w:eastAsia="Times New Roman"/>
+        </w:rPr>
+        <w:t xml:space="preserve">who denoted it InD9a; we propose that this signature is very distinct enough from InsDel9 in the 476-type classification to warrant an identifier. </w:t>
+      </w:r>
+      <w:r>
+        <w:rPr>
+          <w:rFonts w:eastAsia="Times New Roman"/>
+        </w:rPr>
+        <w:t xml:space="preserve"> </w:t>
       </w:r>
     </w:p>
     <w:p>
@@ -2377,11 +2482,7 @@
       </w:r>
       <w:r>
         <w:rPr/>
-        <w:t xml:space="preserve"> moderate correlations with ID_A and InsDel_Aβ. The homologous recombination deficiency (dHR) cluster, consisting of SBS3 and SBS8, was strongly associated with InsDel6 and InsDel9 (Figure 5, “HR defects”). UV-related signatures, such as SBS7a, SBS38, InsDel13, and InsDel_H, also clustered together, reflecting their shared etiology. The cluster related to </w:t>
-      </w:r>
-      <w:r>
-        <w:rPr/>
-        <w:t>mutations in the proofreading domain of the polymerase epsilon (</w:t>
+        <w:t xml:space="preserve"> moderate correlations with ID_A and InsDel_Aβ. The homologous recombination deficiency (dHR) cluster, consisting of SBS3 and SBS8, was strongly associated with InsDel6 and InsDel9 (Figure 5, “HR defects”). UV-related signatures, such as SBS7a, SBS38, InsDel13, and InsDel_H, also clustered together, reflecting their shared etiology. The cluster related to mutations in the proofreading domain of the polymerase epsilon (</w:t>
       </w:r>
       <w:r>
         <w:rPr>
@@ -2392,35 +2493,7 @@
       </w:r>
       <w:r>
         <w:rPr/>
-        <w:t>)</w:t>
-      </w:r>
-      <w:r>
-        <w:rPr/>
-        <w:t xml:space="preserve"> </w:t>
-      </w:r>
-      <w:r>
-        <w:rPr/>
-        <w:t>gene</w:t>
-      </w:r>
-      <w:r>
-        <w:rPr/>
-        <w:t xml:space="preserve"> was defined by the strong links between </w:t>
-      </w:r>
-      <w:r>
-        <w:rPr/>
-        <w:t xml:space="preserve">SBS signature SBS10a and indel signature </w:t>
-      </w:r>
-      <w:r>
-        <w:rPr/>
-        <w:t xml:space="preserve">InsDel1b </w:t>
-      </w:r>
-      <w:r>
-        <w:rPr/>
-        <w:t>and</w:t>
-      </w:r>
-      <w:r>
-        <w:rPr/>
-        <w:t xml:space="preserve"> InsDel_K. Additional analysis of tumor somatic mutations confirmed that these signatures are associated with dysfunctional </w:t>
+        <w:t xml:space="preserve">) gene was defined by the strong links between SBS signature SBS10a and indel signature InsDel1b and InsDel_K. Additional analysis of tumor somatic mutations confirmed that these signatures are associated with dysfunctional </w:t>
       </w:r>
       <w:r>
         <w:rPr>
@@ -2431,35 +2504,13 @@
       </w:r>
       <w:r>
         <w:rPr/>
-        <w:t xml:space="preserve"> proofreading </w:t>
-      </w:r>
-      <w:r>
-        <w:rPr/>
-        <w:t>plus, in some tumors,</w:t>
-      </w:r>
-      <w:r>
-        <w:rPr/>
-        <w:t xml:space="preserve"> mismatch repair </w:t>
-      </w:r>
-      <w:r>
-        <w:rPr/>
-        <w:t>deficiency</w:t>
-      </w:r>
-      <w:r>
-        <w:rPr/>
-        <w:t xml:space="preserve"> (</w:t>
+        <w:t xml:space="preserve"> proofreading plus, in some tumors, mismatch repair deficiency (</w:t>
       </w:r>
       <w:r>
         <w:rPr>
           <w:shd w:fill="00FFFF" w:val="clear"/>
         </w:rPr>
-        <w:t xml:space="preserve">Table </w:t>
-      </w:r>
-      <w:r>
-        <w:rPr>
-          <w:shd w:fill="00FFFF" w:val="clear"/>
-        </w:rPr>
-        <w:t>S9 &lt;double check&gt;</w:t>
+        <w:t>Table S9 &lt;double check&gt;</w:t>
       </w:r>
       <w:r>
         <w:rPr/>
@@ -2565,7 +2616,20 @@
         <w:rPr>
           <w:rFonts w:hint="eastAsia"/>
         </w:rPr>
-        <w:t>Topography of indel mutational signatures &lt;MO EDIT&gt;</w:t>
+        <w:t>Topography of indel mutational signatures &lt;</w:t>
+      </w:r>
+      <w:r>
+        <w:rPr>
+          <w:rFonts w:hint="eastAsia"/>
+          <w:shd w:fill="FF0000" w:val="clear"/>
+        </w:rPr>
+        <w:t>STEVE REVIEW</w:t>
+      </w:r>
+      <w:r>
+        <w:rPr>
+          <w:rFonts w:hint="eastAsia"/>
+        </w:rPr>
+        <w:t>&gt;</w:t>
       </w:r>
     </w:p>
     <w:p>
@@ -3361,35 +3425,29 @@
       <w:r>
         <w:rPr>
           <w:rFonts w:eastAsia="Times New Roman" w:hint="eastAsia"/>
+          <w:shd w:fill="00FFFF" w:val="clear"/>
         </w:rPr>
         <w:t xml:space="preserve"> </w:t>
-      </w:r>
-      <w:r>
-        <w:rPr>
-          <w:rFonts w:eastAsia="Times New Roman" w:hint="eastAsia"/>
-          <w:shd w:fill="FFFF00" w:val="clear"/>
-        </w:rPr>
-        <w:t>(</w:t>
       </w:r>
       <w:r>
         <w:rPr>
           <w:rFonts w:eastAsia="Times New Roman" w:hint="eastAsia"/>
           <w:shd w:fill="00FFFF" w:val="clear"/>
         </w:rPr>
-        <w:t>Table S16</w:t>
-      </w:r>
-      <w:r>
-        <w:rPr>
-          <w:rFonts w:eastAsia="Times New Roman" w:hint="eastAsia"/>
-          <w:shd w:fill="FFFF00" w:val="clear"/>
-        </w:rPr>
-        <w:t>)</w:t>
+        <w:t>(Table S16)</w:t>
       </w:r>
       <w:r>
         <w:rPr>
           <w:rFonts w:eastAsia="Times New Roman"/>
-        </w:rPr>
-        <w:t>. However, these broad pan-cancer associations likely reflect weak or heterogeneous age dependencies spread across multiple tumor types, rather than strong, tissue-specific age effects.</w:t>
+          <w:shd w:fill="00FFFF" w:val="clear"/>
+        </w:rPr>
+        <w:t xml:space="preserve">. </w:t>
+      </w:r>
+      <w:r>
+        <w:rPr>
+          <w:rFonts w:eastAsia="Times New Roman"/>
+        </w:rPr>
+        <w:t>However, these broad pan-cancer associations likely reflect weak or heterogeneous age dependencies spread across multiple tumor types, rather than strong, tissue-specific age effects.</w:t>
       </w:r>
     </w:p>
     <w:p>
@@ -3973,13 +4031,7 @@
         <w:rPr>
           <w:rFonts w:eastAsia="Times New Roman" w:hint="eastAsia"/>
         </w:rPr>
-        <w:t>supported by both mSigHdp</w:t>
-      </w:r>
-      <w:r>
-        <w:rPr>
-          <w:rFonts w:eastAsia="Times New Roman" w:hint="eastAsia"/>
-        </w:rPr>
-        <w:t xml:space="preserve"> and SigProfilerExtractor </w:t>
+        <w:t xml:space="preserve">supported by both mSigHdp and SigProfilerExtractor </w:t>
       </w:r>
       <w:r>
         <w:rPr/>
@@ -5068,22 +5120,6 @@
       <w:r>
         <w:rPr/>
         <w:t xml:space="preserve"> signature was considered to be decreasing from early to late replicating regions.</w:t>
-      </w:r>
-    </w:p>
-    <w:p>
-      <w:pPr>
-        <w:pStyle w:val="Normal"/>
-        <w:rPr>
-          <w:highlight w:val="none"/>
-          <w:shd w:fill="FF0000" w:val="clear"/>
-        </w:rPr>
-      </w:pPr>
-      <w:r>
-        <w:rPr>
-          <w:rFonts w:eastAsia="Times New Roman"/>
-          <w:shd w:fill="FF0000" w:val="clear"/>
-        </w:rPr>
-        <w:t>For an 89-type signature, the replication timing trend was determined by real data only. A linear regression model was fitted for real mutation counts within the corresponding replication timing deciles. Same as 83-type signatures, the significance of the model and the value of the slope m determined the increasing, decreasing, flat trends.</w:t>
       </w:r>
     </w:p>
     <w:p>
@@ -20811,7 +20847,7 @@
   <w:comment w:id="0" w:author="Mo Liu" w:date="2026-06-29T16:59:00Z" w:initials="ML">
     <w:p>
       <w:pPr>
-        <w:overflowPunct w:val="false"/>
+        <w:overflowPunct w:val="true"/>
         <w:spacing w:lineRule="auto" w:line="240" w:before="0" w:after="0"/>
         <w:rPr/>
       </w:pPr>
@@ -20831,7 +20867,7 @@
   <w:comment w:id="4" w:author="Mo Liu" w:date="2026-05-25T13:45:00Z" w:initials="ML">
     <w:p>
       <w:pPr>
-        <w:overflowPunct w:val="true"/>
+        <w:overflowPunct w:val="false"/>
         <w:spacing w:lineRule="auto" w:line="240" w:before="0" w:after="0"/>
         <w:rPr/>
       </w:pPr>
@@ -20851,7 +20887,7 @@
   <w:comment w:id="3" w:author="Steve Rozen, Ph.D." w:date="2026-05-28T17:52:00Z" w:initials="SR">
     <w:p>
       <w:pPr>
-        <w:overflowPunct w:val="true"/>
+        <w:overflowPunct w:val="false"/>
         <w:spacing w:lineRule="auto" w:line="240" w:before="0" w:after="0"/>
         <w:rPr/>
       </w:pPr>
@@ -20871,7 +20907,7 @@
   <w:comment w:id="2" w:author="Mo Liu" w:date="2026-05-29T16:03:00Z" w:initials="ML">
     <w:p>
       <w:pPr>
-        <w:overflowPunct w:val="false"/>
+        <w:overflowPunct w:val="true"/>
         <w:spacing w:lineRule="auto" w:line="240" w:before="0" w:after="0"/>
         <w:rPr/>
       </w:pPr>
@@ -20891,7 +20927,7 @@
   <w:comment w:id="1" w:author="Unknown Author" w:date="2026-07-02T20:23:00Z" w:initials="">
     <w:p>
       <w:pPr>
-        <w:overflowPunct w:val="false"/>
+        <w:overflowPunct w:val="true"/>
         <w:spacing w:lineRule="auto" w:line="240" w:before="0" w:after="0"/>
         <w:rPr/>
       </w:pPr>
@@ -20910,8 +20946,8 @@
     </w:p>
     <w:p>
       <w:pPr>
-        <w:overflowPunct w:val="false"/>
-        <w:spacing w:lineRule="auto" w:line="240" w:before="2305" w:after="1917"/>
+        <w:overflowPunct w:val="true"/>
+        <w:spacing w:lineRule="auto" w:line="240" w:before="4066" w:after="3381"/>
         <w:rPr/>
       </w:pPr>
       <w:r>
@@ -20925,8 +20961,8 @@
     </w:p>
     <w:p>
       <w:pPr>
-        <w:overflowPunct w:val="false"/>
-        <w:spacing w:lineRule="auto" w:line="240" w:before="2305" w:after="1917"/>
+        <w:overflowPunct w:val="true"/>
+        <w:spacing w:lineRule="auto" w:line="240" w:before="4066" w:after="3381"/>
         <w:rPr/>
       </w:pPr>
       <w:r>
@@ -20939,8 +20975,8 @@
     </w:p>
     <w:p>
       <w:pPr>
-        <w:overflowPunct w:val="false"/>
-        <w:spacing w:lineRule="auto" w:line="240" w:before="2305" w:after="1917"/>
+        <w:overflowPunct w:val="true"/>
+        <w:spacing w:lineRule="auto" w:line="240" w:before="4066" w:after="3381"/>
         <w:rPr/>
       </w:pPr>
       <w:r>
@@ -20954,8 +20990,8 @@
     </w:p>
     <w:p>
       <w:pPr>
-        <w:overflowPunct w:val="false"/>
-        <w:spacing w:lineRule="auto" w:line="240" w:before="2305" w:after="1917"/>
+        <w:overflowPunct w:val="true"/>
+        <w:spacing w:lineRule="auto" w:line="240" w:before="4066" w:after="3381"/>
         <w:rPr/>
       </w:pPr>
       <w:r>
@@ -20968,8 +21004,8 @@
     </w:p>
     <w:p>
       <w:pPr>
-        <w:overflowPunct w:val="false"/>
-        <w:spacing w:lineRule="auto" w:line="240" w:before="2305" w:after="1917"/>
+        <w:overflowPunct w:val="true"/>
+        <w:spacing w:lineRule="auto" w:line="240" w:before="4066" w:after="3381"/>
         <w:rPr/>
       </w:pPr>
       <w:r>
@@ -20983,8 +21019,8 @@
     </w:p>
     <w:p>
       <w:pPr>
-        <w:overflowPunct w:val="false"/>
-        <w:spacing w:lineRule="auto" w:line="240" w:before="2305" w:after="1917"/>
+        <w:overflowPunct w:val="true"/>
+        <w:spacing w:lineRule="auto" w:line="240" w:before="4066" w:after="3381"/>
         <w:rPr/>
       </w:pPr>
       <w:r>
@@ -20997,8 +21033,8 @@
     </w:p>
     <w:p>
       <w:pPr>
-        <w:overflowPunct w:val="false"/>
-        <w:spacing w:lineRule="auto" w:line="240" w:before="2305" w:after="1917"/>
+        <w:overflowPunct w:val="true"/>
+        <w:spacing w:lineRule="auto" w:line="240" w:before="4066" w:after="3381"/>
         <w:rPr/>
       </w:pPr>
       <w:r>
@@ -21012,8 +21048,8 @@
     </w:p>
     <w:p>
       <w:pPr>
-        <w:overflowPunct w:val="false"/>
-        <w:spacing w:lineRule="auto" w:line="240" w:before="2305" w:after="1917"/>
+        <w:overflowPunct w:val="true"/>
+        <w:spacing w:lineRule="auto" w:line="240" w:before="4066" w:after="3381"/>
         <w:rPr/>
       </w:pPr>
       <w:r>
@@ -21026,8 +21062,8 @@
     </w:p>
     <w:p>
       <w:pPr>
-        <w:overflowPunct w:val="false"/>
-        <w:spacing w:lineRule="auto" w:line="240" w:before="2305" w:after="1917"/>
+        <w:overflowPunct w:val="true"/>
+        <w:spacing w:lineRule="auto" w:line="240" w:before="4066" w:after="3381"/>
         <w:rPr/>
       </w:pPr>
       <w:r>
@@ -21041,8 +21077,8 @@
     </w:p>
     <w:p>
       <w:pPr>
-        <w:overflowPunct w:val="false"/>
-        <w:spacing w:lineRule="auto" w:line="240" w:before="2305" w:after="1917"/>
+        <w:overflowPunct w:val="true"/>
+        <w:spacing w:lineRule="auto" w:line="240" w:before="4066" w:after="3381"/>
         <w:rPr/>
       </w:pPr>
       <w:r>
@@ -21056,8 +21092,8 @@
     </w:p>
     <w:p>
       <w:pPr>
-        <w:overflowPunct w:val="false"/>
-        <w:spacing w:lineRule="auto" w:line="240" w:before="2305" w:after="1917"/>
+        <w:overflowPunct w:val="true"/>
+        <w:spacing w:lineRule="auto" w:line="240" w:before="4066" w:after="3381"/>
         <w:rPr/>
       </w:pPr>
       <w:r>
@@ -21071,8 +21107,8 @@
     </w:p>
     <w:p>
       <w:pPr>
-        <w:overflowPunct w:val="false"/>
-        <w:spacing w:lineRule="auto" w:line="240" w:before="2305" w:after="1917"/>
+        <w:overflowPunct w:val="true"/>
+        <w:spacing w:lineRule="auto" w:line="240" w:before="4066" w:after="3381"/>
         <w:rPr/>
       </w:pPr>
       <w:r>
@@ -21085,8 +21121,8 @@
     </w:p>
     <w:p>
       <w:pPr>
-        <w:overflowPunct w:val="false"/>
-        <w:spacing w:lineRule="auto" w:line="240" w:before="2305" w:after="1917"/>
+        <w:overflowPunct w:val="true"/>
+        <w:spacing w:lineRule="auto" w:line="240" w:before="4066" w:after="3381"/>
         <w:rPr/>
       </w:pPr>
       <w:r>
@@ -21099,8 +21135,8 @@
     </w:p>
     <w:p>
       <w:pPr>
-        <w:overflowPunct w:val="false"/>
-        <w:spacing w:lineRule="auto" w:line="240" w:before="2305" w:after="1917"/>
+        <w:overflowPunct w:val="true"/>
+        <w:spacing w:lineRule="auto" w:line="240" w:before="4066" w:after="3381"/>
         <w:rPr/>
       </w:pPr>
       <w:r>
@@ -21113,8 +21149,8 @@
     </w:p>
     <w:p>
       <w:pPr>
-        <w:overflowPunct w:val="false"/>
-        <w:spacing w:lineRule="auto" w:line="240" w:before="2305" w:after="1917"/>
+        <w:overflowPunct w:val="true"/>
+        <w:spacing w:lineRule="auto" w:line="240" w:before="4066" w:after="3381"/>
         <w:rPr/>
       </w:pPr>
       <w:r>
@@ -21127,8 +21163,8 @@
     </w:p>
     <w:p>
       <w:pPr>
-        <w:overflowPunct w:val="false"/>
-        <w:spacing w:lineRule="auto" w:line="240" w:before="2305" w:after="1917"/>
+        <w:overflowPunct w:val="true"/>
+        <w:spacing w:lineRule="auto" w:line="240" w:before="4066" w:after="3381"/>
         <w:rPr/>
       </w:pPr>
       <w:r>
@@ -21141,8 +21177,8 @@
     </w:p>
     <w:p>
       <w:pPr>
-        <w:overflowPunct w:val="false"/>
-        <w:spacing w:lineRule="auto" w:line="240" w:before="2305" w:after="1917"/>
+        <w:overflowPunct w:val="true"/>
+        <w:spacing w:lineRule="auto" w:line="240" w:before="4066" w:after="3381"/>
         <w:rPr/>
       </w:pPr>
       <w:r>
@@ -21155,8 +21191,8 @@
     </w:p>
     <w:p>
       <w:pPr>
-        <w:overflowPunct w:val="false"/>
-        <w:spacing w:lineRule="auto" w:line="240" w:before="2305" w:after="1917"/>
+        <w:overflowPunct w:val="true"/>
+        <w:spacing w:lineRule="auto" w:line="240" w:before="4066" w:after="3381"/>
         <w:rPr/>
       </w:pPr>
       <w:r>
@@ -21170,8 +21206,8 @@
     </w:p>
     <w:p>
       <w:pPr>
-        <w:overflowPunct w:val="false"/>
-        <w:spacing w:lineRule="auto" w:line="240" w:before="2305" w:after="1917"/>
+        <w:overflowPunct w:val="true"/>
+        <w:spacing w:lineRule="auto" w:line="240" w:before="4066" w:after="3381"/>
         <w:rPr/>
       </w:pPr>
       <w:r>
@@ -21184,8 +21220,8 @@
     </w:p>
     <w:p>
       <w:pPr>
-        <w:overflowPunct w:val="false"/>
-        <w:spacing w:lineRule="auto" w:line="240" w:before="2305" w:after="1917"/>
+        <w:overflowPunct w:val="true"/>
+        <w:spacing w:lineRule="auto" w:line="240" w:before="4066" w:after="3381"/>
         <w:rPr/>
       </w:pPr>
       <w:r>
@@ -21198,8 +21234,8 @@
     </w:p>
     <w:p>
       <w:pPr>
-        <w:overflowPunct w:val="false"/>
-        <w:spacing w:lineRule="auto" w:line="240" w:before="2305" w:after="1917"/>
+        <w:overflowPunct w:val="true"/>
+        <w:spacing w:lineRule="auto" w:line="240" w:before="4066" w:after="3381"/>
         <w:rPr/>
       </w:pPr>
       <w:r>
@@ -21212,8 +21248,8 @@
     </w:p>
     <w:p>
       <w:pPr>
-        <w:overflowPunct w:val="false"/>
-        <w:spacing w:lineRule="auto" w:line="240" w:before="2305" w:after="1917"/>
+        <w:overflowPunct w:val="true"/>
+        <w:spacing w:lineRule="auto" w:line="240" w:before="4066" w:after="3381"/>
         <w:rPr/>
       </w:pPr>
       <w:r>
@@ -21226,8 +21262,8 @@
     </w:p>
     <w:p>
       <w:pPr>
-        <w:overflowPunct w:val="false"/>
-        <w:spacing w:lineRule="auto" w:line="240" w:before="2305" w:after="1917"/>
+        <w:overflowPunct w:val="true"/>
+        <w:spacing w:lineRule="auto" w:line="240" w:before="4066" w:after="3381"/>
         <w:rPr/>
       </w:pPr>
       <w:r>
@@ -21240,8 +21276,8 @@
     </w:p>
     <w:p>
       <w:pPr>
-        <w:overflowPunct w:val="false"/>
-        <w:spacing w:lineRule="auto" w:line="240" w:before="2305" w:after="1917"/>
+        <w:overflowPunct w:val="true"/>
+        <w:spacing w:lineRule="auto" w:line="240" w:before="4066" w:after="3381"/>
         <w:rPr/>
       </w:pPr>
       <w:r>
@@ -21254,8 +21290,8 @@
     </w:p>
     <w:p>
       <w:pPr>
-        <w:overflowPunct w:val="false"/>
-        <w:spacing w:lineRule="auto" w:line="240" w:before="2305" w:after="1917"/>
+        <w:overflowPunct w:val="true"/>
+        <w:spacing w:lineRule="auto" w:line="240" w:before="4066" w:after="3381"/>
         <w:rPr/>
       </w:pPr>
       <w:r>
@@ -21268,8 +21304,8 @@
     </w:p>
     <w:p>
       <w:pPr>
-        <w:overflowPunct w:val="false"/>
-        <w:spacing w:lineRule="auto" w:line="240" w:before="2305" w:after="1917"/>
+        <w:overflowPunct w:val="true"/>
+        <w:spacing w:lineRule="auto" w:line="240" w:before="4066" w:after="3381"/>
         <w:rPr/>
       </w:pPr>
       <w:r>
@@ -21282,8 +21318,8 @@
     </w:p>
     <w:p>
       <w:pPr>
-        <w:overflowPunct w:val="false"/>
-        <w:spacing w:lineRule="auto" w:line="240" w:before="2305" w:after="1917"/>
+        <w:overflowPunct w:val="true"/>
+        <w:spacing w:lineRule="auto" w:line="240" w:before="4066" w:after="3381"/>
         <w:rPr/>
       </w:pPr>
       <w:r>
@@ -21296,8 +21332,8 @@
     </w:p>
     <w:p>
       <w:pPr>
-        <w:overflowPunct w:val="false"/>
-        <w:spacing w:lineRule="auto" w:line="240" w:before="2305" w:after="1917"/>
+        <w:overflowPunct w:val="true"/>
+        <w:spacing w:lineRule="auto" w:line="240" w:before="4066" w:after="3381"/>
         <w:rPr/>
       </w:pPr>
       <w:r>
@@ -21310,8 +21346,8 @@
     </w:p>
     <w:p>
       <w:pPr>
-        <w:overflowPunct w:val="false"/>
-        <w:spacing w:lineRule="auto" w:line="240" w:before="2305" w:after="1917"/>
+        <w:overflowPunct w:val="true"/>
+        <w:spacing w:lineRule="auto" w:line="240" w:before="4066" w:after="3381"/>
         <w:rPr/>
       </w:pPr>
       <w:r>
@@ -21324,8 +21360,8 @@
     </w:p>
     <w:p>
       <w:pPr>
-        <w:overflowPunct w:val="false"/>
-        <w:spacing w:lineRule="auto" w:line="240" w:before="2305" w:after="1917"/>
+        <w:overflowPunct w:val="true"/>
+        <w:spacing w:lineRule="auto" w:line="240" w:before="4066" w:after="3381"/>
         <w:rPr/>
       </w:pPr>
       <w:r>
@@ -21338,8 +21374,8 @@
     </w:p>
     <w:p>
       <w:pPr>
-        <w:overflowPunct w:val="false"/>
-        <w:spacing w:lineRule="auto" w:line="240" w:before="2305" w:after="1917"/>
+        <w:overflowPunct w:val="true"/>
+        <w:spacing w:lineRule="auto" w:line="240" w:before="4066" w:after="3381"/>
         <w:rPr/>
       </w:pPr>
       <w:r>
@@ -21352,8 +21388,8 @@
     </w:p>
     <w:p>
       <w:pPr>
-        <w:overflowPunct w:val="false"/>
-        <w:spacing w:lineRule="auto" w:line="240" w:before="2305" w:after="1917"/>
+        <w:overflowPunct w:val="true"/>
+        <w:spacing w:lineRule="auto" w:line="240" w:before="4066" w:after="3381"/>
         <w:rPr/>
       </w:pPr>
       <w:r>
@@ -21366,8 +21402,8 @@
     </w:p>
     <w:p>
       <w:pPr>
-        <w:overflowPunct w:val="false"/>
-        <w:spacing w:lineRule="auto" w:line="240" w:before="2305" w:after="1917"/>
+        <w:overflowPunct w:val="true"/>
+        <w:spacing w:lineRule="auto" w:line="240" w:before="4066" w:after="3381"/>
         <w:rPr/>
       </w:pPr>
       <w:r>
@@ -21380,8 +21416,8 @@
     </w:p>
     <w:p>
       <w:pPr>
-        <w:overflowPunct w:val="false"/>
-        <w:spacing w:lineRule="auto" w:line="240" w:before="2305" w:after="1917"/>
+        <w:overflowPunct w:val="true"/>
+        <w:spacing w:lineRule="auto" w:line="240" w:before="4066" w:after="3381"/>
         <w:rPr/>
       </w:pPr>
       <w:r>
@@ -21394,8 +21430,8 @@
     </w:p>
     <w:p>
       <w:pPr>
-        <w:overflowPunct w:val="false"/>
-        <w:spacing w:lineRule="auto" w:line="240" w:before="2305" w:after="1917"/>
+        <w:overflowPunct w:val="true"/>
+        <w:spacing w:lineRule="auto" w:line="240" w:before="4066" w:after="3381"/>
         <w:rPr/>
       </w:pPr>
       <w:r>
@@ -21408,8 +21444,8 @@
     </w:p>
     <w:p>
       <w:pPr>
-        <w:overflowPunct w:val="false"/>
-        <w:spacing w:lineRule="auto" w:line="240" w:before="2305" w:after="1917"/>
+        <w:overflowPunct w:val="true"/>
+        <w:spacing w:lineRule="auto" w:line="240" w:before="4066" w:after="3381"/>
         <w:rPr/>
       </w:pPr>
       <w:r>
@@ -21422,8 +21458,8 @@
     </w:p>
     <w:p>
       <w:pPr>
-        <w:overflowPunct w:val="false"/>
-        <w:spacing w:lineRule="auto" w:line="240" w:before="2305" w:after="1917"/>
+        <w:overflowPunct w:val="true"/>
+        <w:spacing w:lineRule="auto" w:line="240" w:before="4066" w:after="3381"/>
         <w:rPr/>
       </w:pPr>
       <w:r>
@@ -21436,8 +21472,8 @@
     </w:p>
     <w:p>
       <w:pPr>
-        <w:overflowPunct w:val="false"/>
-        <w:spacing w:lineRule="auto" w:line="240" w:before="2305" w:after="1917"/>
+        <w:overflowPunct w:val="true"/>
+        <w:spacing w:lineRule="auto" w:line="240" w:before="4066" w:after="3381"/>
         <w:rPr/>
       </w:pPr>
       <w:r>
@@ -21450,8 +21486,8 @@
     </w:p>
     <w:p>
       <w:pPr>
-        <w:overflowPunct w:val="false"/>
-        <w:spacing w:lineRule="auto" w:line="240" w:before="2305" w:after="1917"/>
+        <w:overflowPunct w:val="true"/>
+        <w:spacing w:lineRule="auto" w:line="240" w:before="4066" w:after="3381"/>
         <w:rPr/>
       </w:pPr>
       <w:r>
@@ -21464,8 +21500,8 @@
     </w:p>
     <w:p>
       <w:pPr>
-        <w:overflowPunct w:val="false"/>
-        <w:spacing w:lineRule="auto" w:line="240" w:before="2305" w:after="1917"/>
+        <w:overflowPunct w:val="true"/>
+        <w:spacing w:lineRule="auto" w:line="240" w:before="4066" w:after="3381"/>
         <w:rPr/>
       </w:pPr>
       <w:r>
@@ -21478,8 +21514,8 @@
     </w:p>
     <w:p>
       <w:pPr>
-        <w:overflowPunct w:val="false"/>
-        <w:spacing w:lineRule="auto" w:line="240" w:before="2305" w:after="1917"/>
+        <w:overflowPunct w:val="true"/>
+        <w:spacing w:lineRule="auto" w:line="240" w:before="4066" w:after="3381"/>
         <w:rPr/>
       </w:pPr>
       <w:r>
@@ -21492,8 +21528,8 @@
     </w:p>
     <w:p>
       <w:pPr>
-        <w:overflowPunct w:val="false"/>
-        <w:spacing w:lineRule="auto" w:line="240" w:before="2305" w:after="1917"/>
+        <w:overflowPunct w:val="true"/>
+        <w:spacing w:lineRule="auto" w:line="240" w:before="4066" w:after="3381"/>
         <w:rPr/>
       </w:pPr>
       <w:r>
@@ -21506,8 +21542,8 @@
     </w:p>
     <w:p>
       <w:pPr>
-        <w:overflowPunct w:val="false"/>
-        <w:spacing w:lineRule="auto" w:line="240" w:before="2305" w:after="1917"/>
+        <w:overflowPunct w:val="true"/>
+        <w:spacing w:lineRule="auto" w:line="240" w:before="4066" w:after="3381"/>
         <w:rPr/>
       </w:pPr>
       <w:r>
@@ -21520,8 +21556,8 @@
     </w:p>
     <w:p>
       <w:pPr>
-        <w:overflowPunct w:val="false"/>
-        <w:spacing w:lineRule="auto" w:line="240" w:before="2305" w:after="1917"/>
+        <w:overflowPunct w:val="true"/>
+        <w:spacing w:lineRule="auto" w:line="240" w:before="4066" w:after="3381"/>
         <w:rPr/>
       </w:pPr>
       <w:r>
@@ -21620,6 +21656,125 @@
       <w:start w:val="1"/>
       <w:numFmt w:val="none"/>
       <w:suff w:val="nothing"/>
+      <w:lvlText w:val=""/>
+      <w:lvlJc w:val="start"/>
+      <w:pPr>
+        <w:tabs>
+          <w:tab w:val="num" w:pos="0"/>
+        </w:tabs>
+        <w:ind w:start="0" w:hanging="0"/>
+      </w:pPr>
+    </w:lvl>
+    <w:lvl w:ilvl="1">
+      <w:start w:val="1"/>
+      <w:numFmt w:val="none"/>
+      <w:suff w:val="nothing"/>
+      <w:lvlText w:val=""/>
+      <w:lvlJc w:val="start"/>
+      <w:pPr>
+        <w:tabs>
+          <w:tab w:val="num" w:pos="0"/>
+        </w:tabs>
+        <w:ind w:start="0" w:hanging="0"/>
+      </w:pPr>
+    </w:lvl>
+    <w:lvl w:ilvl="2">
+      <w:start w:val="1"/>
+      <w:numFmt w:val="none"/>
+      <w:suff w:val="nothing"/>
+      <w:lvlText w:val=""/>
+      <w:lvlJc w:val="start"/>
+      <w:pPr>
+        <w:tabs>
+          <w:tab w:val="num" w:pos="0"/>
+        </w:tabs>
+        <w:ind w:start="0" w:hanging="0"/>
+      </w:pPr>
+    </w:lvl>
+    <w:lvl w:ilvl="3">
+      <w:start w:val="1"/>
+      <w:numFmt w:val="none"/>
+      <w:suff w:val="nothing"/>
+      <w:lvlText w:val=""/>
+      <w:lvlJc w:val="start"/>
+      <w:pPr>
+        <w:tabs>
+          <w:tab w:val="num" w:pos="0"/>
+        </w:tabs>
+        <w:ind w:start="0" w:hanging="0"/>
+      </w:pPr>
+    </w:lvl>
+    <w:lvl w:ilvl="4">
+      <w:start w:val="1"/>
+      <w:numFmt w:val="none"/>
+      <w:suff w:val="nothing"/>
+      <w:lvlText w:val=""/>
+      <w:lvlJc w:val="start"/>
+      <w:pPr>
+        <w:tabs>
+          <w:tab w:val="num" w:pos="0"/>
+        </w:tabs>
+        <w:ind w:start="0" w:hanging="0"/>
+      </w:pPr>
+    </w:lvl>
+    <w:lvl w:ilvl="5">
+      <w:start w:val="1"/>
+      <w:numFmt w:val="none"/>
+      <w:suff w:val="nothing"/>
+      <w:lvlText w:val=""/>
+      <w:lvlJc w:val="start"/>
+      <w:pPr>
+        <w:tabs>
+          <w:tab w:val="num" w:pos="0"/>
+        </w:tabs>
+        <w:ind w:start="0" w:hanging="0"/>
+      </w:pPr>
+    </w:lvl>
+    <w:lvl w:ilvl="6">
+      <w:start w:val="1"/>
+      <w:numFmt w:val="none"/>
+      <w:suff w:val="nothing"/>
+      <w:lvlText w:val=""/>
+      <w:lvlJc w:val="start"/>
+      <w:pPr>
+        <w:tabs>
+          <w:tab w:val="num" w:pos="0"/>
+        </w:tabs>
+        <w:ind w:start="0" w:hanging="0"/>
+      </w:pPr>
+    </w:lvl>
+    <w:lvl w:ilvl="7">
+      <w:start w:val="1"/>
+      <w:numFmt w:val="none"/>
+      <w:suff w:val="nothing"/>
+      <w:lvlText w:val=""/>
+      <w:lvlJc w:val="start"/>
+      <w:pPr>
+        <w:tabs>
+          <w:tab w:val="num" w:pos="0"/>
+        </w:tabs>
+        <w:ind w:start="0" w:hanging="0"/>
+      </w:pPr>
+    </w:lvl>
+    <w:lvl w:ilvl="8">
+      <w:start w:val="1"/>
+      <w:numFmt w:val="none"/>
+      <w:suff w:val="nothing"/>
+      <w:lvlText w:val=""/>
+      <w:lvlJc w:val="start"/>
+      <w:pPr>
+        <w:tabs>
+          <w:tab w:val="num" w:pos="0"/>
+        </w:tabs>
+        <w:ind w:start="0" w:hanging="0"/>
+      </w:pPr>
+    </w:lvl>
+  </w:abstractNum>
+  <w:abstractNum w:abstractNumId="2">
+    <w:lvl w:ilvl="0">
+      <w:start w:val="1"/>
+      <w:numFmt w:val="none"/>
+      <w:suff w:val="nothing"/>
       <w:lvlText w:val="%1"/>
       <w:lvlJc w:val="start"/>
       <w:pPr>
@@ -21743,7 +21898,7 @@
       <w:rPr/>
     </w:lvl>
   </w:abstractNum>
-  <w:abstractNum w:abstractNumId="2">
+  <w:abstractNum w:abstractNumId="3">
     <w:lvl w:ilvl="0">
       <w:start w:val="1"/>
       <w:numFmt w:val="decimal"/>
@@ -21860,125 +22015,6 @@
         <w:ind w:start="6480" w:hanging="360"/>
       </w:pPr>
       <w:rPr/>
-    </w:lvl>
-  </w:abstractNum>
-  <w:abstractNum w:abstractNumId="3">
-    <w:lvl w:ilvl="0">
-      <w:start w:val="1"/>
-      <w:numFmt w:val="none"/>
-      <w:suff w:val="nothing"/>
-      <w:lvlText w:val=""/>
-      <w:lvlJc w:val="start"/>
-      <w:pPr>
-        <w:tabs>
-          <w:tab w:val="num" w:pos="0"/>
-        </w:tabs>
-        <w:ind w:start="0" w:hanging="0"/>
-      </w:pPr>
-    </w:lvl>
-    <w:lvl w:ilvl="1">
-      <w:start w:val="1"/>
-      <w:numFmt w:val="none"/>
-      <w:suff w:val="nothing"/>
-      <w:lvlText w:val=""/>
-      <w:lvlJc w:val="start"/>
-      <w:pPr>
-        <w:tabs>
-          <w:tab w:val="num" w:pos="0"/>
-        </w:tabs>
-        <w:ind w:start="0" w:hanging="0"/>
-      </w:pPr>
-    </w:lvl>
-    <w:lvl w:ilvl="2">
-      <w:start w:val="1"/>
-      <w:numFmt w:val="none"/>
-      <w:suff w:val="nothing"/>
-      <w:lvlText w:val=""/>
-      <w:lvlJc w:val="start"/>
-      <w:pPr>
-        <w:tabs>
-          <w:tab w:val="num" w:pos="0"/>
-        </w:tabs>
-        <w:ind w:start="0" w:hanging="0"/>
-      </w:pPr>
-    </w:lvl>
-    <w:lvl w:ilvl="3">
-      <w:start w:val="1"/>
-      <w:numFmt w:val="none"/>
-      <w:suff w:val="nothing"/>
-      <w:lvlText w:val=""/>
-      <w:lvlJc w:val="start"/>
-      <w:pPr>
-        <w:tabs>
-          <w:tab w:val="num" w:pos="0"/>
-        </w:tabs>
-        <w:ind w:start="0" w:hanging="0"/>
-      </w:pPr>
-    </w:lvl>
-    <w:lvl w:ilvl="4">
-      <w:start w:val="1"/>
-      <w:numFmt w:val="none"/>
-      <w:suff w:val="nothing"/>
-      <w:lvlText w:val=""/>
-      <w:lvlJc w:val="start"/>
-      <w:pPr>
-        <w:tabs>
-          <w:tab w:val="num" w:pos="0"/>
-        </w:tabs>
-        <w:ind w:start="0" w:hanging="0"/>
-      </w:pPr>
-    </w:lvl>
-    <w:lvl w:ilvl="5">
-      <w:start w:val="1"/>
-      <w:numFmt w:val="none"/>
-      <w:suff w:val="nothing"/>
-      <w:lvlText w:val=""/>
-      <w:lvlJc w:val="start"/>
-      <w:pPr>
-        <w:tabs>
-          <w:tab w:val="num" w:pos="0"/>
-        </w:tabs>
-        <w:ind w:start="0" w:hanging="0"/>
-      </w:pPr>
-    </w:lvl>
-    <w:lvl w:ilvl="6">
-      <w:start w:val="1"/>
-      <w:numFmt w:val="none"/>
-      <w:suff w:val="nothing"/>
-      <w:lvlText w:val=""/>
-      <w:lvlJc w:val="start"/>
-      <w:pPr>
-        <w:tabs>
-          <w:tab w:val="num" w:pos="0"/>
-        </w:tabs>
-        <w:ind w:start="0" w:hanging="0"/>
-      </w:pPr>
-    </w:lvl>
-    <w:lvl w:ilvl="7">
-      <w:start w:val="1"/>
-      <w:numFmt w:val="none"/>
-      <w:suff w:val="nothing"/>
-      <w:lvlText w:val=""/>
-      <w:lvlJc w:val="start"/>
-      <w:pPr>
-        <w:tabs>
-          <w:tab w:val="num" w:pos="0"/>
-        </w:tabs>
-        <w:ind w:start="0" w:hanging="0"/>
-      </w:pPr>
-    </w:lvl>
-    <w:lvl w:ilvl="8">
-      <w:start w:val="1"/>
-      <w:numFmt w:val="none"/>
-      <w:suff w:val="nothing"/>
-      <w:lvlText w:val=""/>
-      <w:lvlJc w:val="start"/>
-      <w:pPr>
-        <w:tabs>
-          <w:tab w:val="num" w:pos="0"/>
-        </w:tabs>
-        <w:ind w:start="0" w:hanging="0"/>
-      </w:pPr>
     </w:lvl>
   </w:abstractNum>
   <w:num w:numId="1">
@@ -22460,7 +22496,7 @@
     <w:pPr>
       <w:numPr>
         <w:ilvl w:val="2"/>
-        <w:numId w:val="1"/>
+        <w:numId w:val="2"/>
       </w:numPr>
       <w:spacing w:before="140" w:after="120"/>
       <w:outlineLvl w:val="2"/>
@@ -22648,8 +22684,8 @@
       <w:szCs w:val="24"/>
     </w:rPr>
   </w:style>
-  <w:style w:type="character" w:styleId="Bullets" w:customStyle="1">
-    <w:name w:val="Bullets"/>
+  <w:style w:type="character" w:styleId="Bulletsuser" w:customStyle="1">
+    <w:name w:val="Bullets (user)"/>
     <w:qFormat/>
     <w:rPr>
       <w:rFonts w:ascii="OpenSymbol" w:hAnsi="OpenSymbol" w:eastAsia="OpenSymbol" w:cs="OpenSymbol"/>
